--- a/1_Диплом/Диплом_1.1.docx
+++ b/1_Диплом/Диплом_1.1.docx
@@ -707,8 +707,6 @@
         <w:lastRenderedPageBreak/>
         <w:t>стандартам, что критически важно для внедрения системы в реальной образовательной организации.</w:t>
       </w:r>
-      <w:bookmarkStart w:id="0" w:name="_GoBack"/>
-      <w:bookmarkEnd w:id="0"/>
     </w:p>
     <w:p>
       <w:pPr>
@@ -902,7 +900,7 @@
           <v:shape id="_x0000_i1025" type="#_x0000_t75" style="width:404.25pt;height:366.75pt" o:ole="">
             <v:imagedata r:id="rId5" o:title=""/>
           </v:shape>
-          <o:OLEObject Type="Embed" ProgID="Visio.Drawing.15" ShapeID="_x0000_i1025" DrawAspect="Content" ObjectID="_1841139495" r:id="rId6"/>
+          <o:OLEObject Type="Embed" ProgID="Visio.Drawing.15" ShapeID="_x0000_i1025" DrawAspect="Content" ObjectID="_1841203340" r:id="rId6"/>
         </w:object>
       </w:r>
     </w:p>
@@ -1034,10 +1032,10 @@
           <w:lang w:eastAsia="ru-RU"/>
         </w:rPr>
         <w:object w:dxaOrig="8265" w:dyaOrig="4695" w14:anchorId="161463C5">
-          <v:shape id="_x0000_i1028" type="#_x0000_t75" style="width:413.25pt;height:234.75pt" o:ole="">
+          <v:shape id="_x0000_i1026" type="#_x0000_t75" style="width:413.25pt;height:234.75pt" o:ole="">
             <v:imagedata r:id="rId7" o:title=""/>
           </v:shape>
-          <o:OLEObject Type="Embed" ProgID="Visio.Drawing.15" ShapeID="_x0000_i1028" DrawAspect="Content" ObjectID="_1841139496" r:id="rId8"/>
+          <o:OLEObject Type="Embed" ProgID="Visio.Drawing.15" ShapeID="_x0000_i1026" DrawAspect="Content" ObjectID="_1841203341" r:id="rId8"/>
         </w:object>
       </w:r>
     </w:p>
@@ -3194,24 +3192,41 @@
           <w:sz w:val="28"/>
           <w:szCs w:val="28"/>
         </w:rPr>
-        <w:t>Модуль аутентификации и авторизации</w:t>
-      </w:r>
-      <w:r>
-        <w:rPr>
-          <w:rFonts w:ascii="Times New Roman" w:hAnsi="Times New Roman" w:cs="Times New Roman"/>
-          <w:b/>
-          <w:sz w:val="28"/>
-          <w:szCs w:val="28"/>
-        </w:rPr>
-        <w:t xml:space="preserve">: </w:t>
-      </w:r>
-      <w:r>
-        <w:rPr>
-          <w:rFonts w:ascii="Times New Roman" w:hAnsi="Times New Roman" w:cs="Times New Roman"/>
-          <w:sz w:val="28"/>
-          <w:szCs w:val="28"/>
-        </w:rPr>
-        <w:t>обеспечивает безопасный вход пользователей в систему, идентификацию и разграничение прав доступа в соответствии с ролями: «Администратор», «Диспетчер учебной части», «Преподаватель», «Руководитель» (просмотр отчётности).</w:t>
+        <w:t xml:space="preserve">Модуль аутентификации и авторизации: </w:t>
+      </w:r>
+      <w:r>
+        <w:rPr>
+          <w:rFonts w:ascii="Times New Roman" w:hAnsi="Times New Roman" w:cs="Times New Roman"/>
+          <w:sz w:val="28"/>
+          <w:szCs w:val="28"/>
+        </w:rPr>
+        <w:t>обеспечивает безопасный вход пользователей в систему, идентификацию и разграничение прав доступа в соответствии с ролями: «Администратор», «</w:t>
+      </w:r>
+      <w:r>
+        <w:rPr>
+          <w:rFonts w:ascii="Times New Roman" w:hAnsi="Times New Roman" w:cs="Times New Roman"/>
+          <w:sz w:val="28"/>
+          <w:szCs w:val="28"/>
+        </w:rPr>
+        <w:t>Сотрудник</w:t>
+      </w:r>
+      <w:bookmarkStart w:id="0" w:name="_GoBack"/>
+      <w:bookmarkEnd w:id="0"/>
+      <w:r>
+        <w:rPr>
+          <w:rFonts w:ascii="Times New Roman" w:hAnsi="Times New Roman" w:cs="Times New Roman"/>
+          <w:sz w:val="28"/>
+          <w:szCs w:val="28"/>
+        </w:rPr>
+        <w:t xml:space="preserve"> учебной части», «Преподаватель»</w:t>
+      </w:r>
+      <w:r>
+        <w:rPr>
+          <w:rFonts w:ascii="Times New Roman" w:hAnsi="Times New Roman" w:cs="Times New Roman"/>
+          <w:sz w:val="28"/>
+          <w:szCs w:val="28"/>
+        </w:rPr>
+        <w:t>.</w:t>
       </w:r>
     </w:p>
     <w:p>
@@ -3257,24 +3272,47 @@
           <w:sz w:val="28"/>
           <w:szCs w:val="28"/>
         </w:rPr>
-        <w:t>)</w:t>
-      </w:r>
-      <w:r>
-        <w:rPr>
-          <w:rFonts w:ascii="Times New Roman" w:hAnsi="Times New Roman" w:cs="Times New Roman"/>
-          <w:b/>
-          <w:sz w:val="28"/>
-          <w:szCs w:val="28"/>
-        </w:rPr>
-        <w:t>:</w:t>
-      </w:r>
-      <w:r>
-        <w:rPr>
-          <w:rFonts w:ascii="Times New Roman" w:hAnsi="Times New Roman" w:cs="Times New Roman"/>
-          <w:sz w:val="28"/>
-          <w:szCs w:val="28"/>
-        </w:rPr>
-        <w:t xml:space="preserve"> включает подмодули ведения и актуализации справочной информации: реестр аудиторий (корпус, номер, вместимость, тип, оборудование), управление учётными записями пользователей, справочники учебных групп, кафедр и дисциплин.</w:t>
+        <w:t>):</w:t>
+      </w:r>
+      <w:r>
+        <w:rPr>
+          <w:rFonts w:ascii="Times New Roman" w:hAnsi="Times New Roman" w:cs="Times New Roman"/>
+          <w:sz w:val="28"/>
+          <w:szCs w:val="28"/>
+        </w:rPr>
+        <w:t xml:space="preserve"> включает подмодули ведения и актуализации справочной информации: реестр аудиторий (корпус, номер, вместимость, тип, оборудование), управление учётными записями пользователей</w:t>
+      </w:r>
+      <w:r>
+        <w:rPr>
+          <w:rFonts w:ascii="Times New Roman" w:hAnsi="Times New Roman" w:cs="Times New Roman"/>
+          <w:sz w:val="28"/>
+          <w:szCs w:val="28"/>
+        </w:rPr>
+        <w:t xml:space="preserve"> и</w:t>
+      </w:r>
+      <w:r>
+        <w:rPr>
+          <w:rFonts w:ascii="Times New Roman" w:hAnsi="Times New Roman" w:cs="Times New Roman"/>
+          <w:sz w:val="28"/>
+          <w:szCs w:val="28"/>
+        </w:rPr>
+        <w:t xml:space="preserve"> справочник</w:t>
+      </w:r>
+      <w:r>
+        <w:rPr>
+          <w:rFonts w:ascii="Times New Roman" w:hAnsi="Times New Roman" w:cs="Times New Roman"/>
+          <w:sz w:val="28"/>
+          <w:szCs w:val="28"/>
+        </w:rPr>
+        <w:t>ами</w:t>
+      </w:r>
+      <w:r>
+        <w:rPr>
+          <w:rFonts w:ascii="Times New Roman" w:hAnsi="Times New Roman" w:cs="Times New Roman"/>
+          <w:sz w:val="28"/>
+          <w:szCs w:val="28"/>
+        </w:rPr>
+        <w:t>.</w:t>
       </w:r>
     </w:p>
     <w:p>
@@ -3300,24 +3338,15 @@
           <w:sz w:val="28"/>
           <w:szCs w:val="28"/>
         </w:rPr>
-        <w:t>Модуль управления бронированием и расписанием</w:t>
-      </w:r>
-      <w:r>
-        <w:rPr>
-          <w:rFonts w:ascii="Times New Roman" w:hAnsi="Times New Roman" w:cs="Times New Roman"/>
-          <w:b/>
-          <w:sz w:val="28"/>
-          <w:szCs w:val="28"/>
-        </w:rPr>
-        <w:t>:</w:t>
-      </w:r>
-      <w:r>
-        <w:rPr>
-          <w:rFonts w:ascii="Times New Roman" w:hAnsi="Times New Roman" w:cs="Times New Roman"/>
-          <w:sz w:val="28"/>
-          <w:szCs w:val="28"/>
-        </w:rPr>
-        <w:t xml:space="preserve"> предоставляет интерфейс для диспетчера учебной части, позволяющий в </w:t>
+        <w:t>Модуль управления бронированием:</w:t>
+      </w:r>
+      <w:r>
+        <w:rPr>
+          <w:rFonts w:ascii="Times New Roman" w:hAnsi="Times New Roman" w:cs="Times New Roman"/>
+          <w:sz w:val="28"/>
+          <w:szCs w:val="28"/>
+        </w:rPr>
+        <w:t xml:space="preserve"> предоставляет интерфейс для диспетчера учебной части, позволяющий просматривать занятость </w:t>
       </w:r>
       <w:r>
         <w:rPr>
@@ -3326,8 +3355,18 @@
           <w:szCs w:val="28"/>
         </w:rPr>
         <w:lastRenderedPageBreak/>
-        <w:t>реальном времени просматривать занятость аудиторий (графическое представление), принимать и обрабатывать заявки от преподавателей, автоматически проверять отсутствие коллизий, утверждать бронирования, вносить изменения и формировать замены. Модуль отвечает за формирование основного расписания и его публикацию.</w:t>
-      </w:r>
+        <w:t xml:space="preserve">аудиторий (графическое представление), принимать и обрабатывать заявки от преподавателей, утверждать </w:t>
+      </w:r>
+      <w:proofErr w:type="gramStart"/>
+      <w:r>
+        <w:rPr>
+          <w:rFonts w:ascii="Times New Roman" w:hAnsi="Times New Roman" w:cs="Times New Roman"/>
+          <w:sz w:val="28"/>
+          <w:szCs w:val="28"/>
+        </w:rPr>
+        <w:t>бронирования..</w:t>
+      </w:r>
+      <w:proofErr w:type="gramEnd"/>
     </w:p>
     <w:p>
       <w:pPr>
@@ -3352,16 +3391,7 @@
           <w:sz w:val="28"/>
           <w:szCs w:val="28"/>
         </w:rPr>
-        <w:t>Модуль личного кабинета преподавателя</w:t>
-      </w:r>
-      <w:r>
-        <w:rPr>
-          <w:rFonts w:ascii="Times New Roman" w:hAnsi="Times New Roman" w:cs="Times New Roman"/>
-          <w:b/>
-          <w:sz w:val="28"/>
-          <w:szCs w:val="28"/>
-        </w:rPr>
-        <w:t>:</w:t>
+        <w:t>Модуль личного кабинета преподавателя:</w:t>
       </w:r>
       <w:r>
         <w:rPr>
@@ -3381,20 +3411,18 @@
           <w:rFonts w:ascii="Times New Roman" w:hAnsi="Times New Roman" w:cs="Times New Roman"/>
           <w:sz w:val="28"/>
           <w:szCs w:val="28"/>
-          <w:lang w:val="en-US"/>
-        </w:rPr>
-      </w:pPr>
-    </w:p>
-    <w:p>
-      <w:pPr>
-        <w:spacing w:after="0" w:line="360" w:lineRule="auto"/>
-        <w:ind w:firstLine="709"/>
-        <w:jc w:val="both"/>
-        <w:rPr>
-          <w:rFonts w:ascii="Times New Roman" w:hAnsi="Times New Roman" w:cs="Times New Roman"/>
-          <w:sz w:val="28"/>
-          <w:szCs w:val="28"/>
-          <w:lang w:val="en-US"/>
+        </w:rPr>
+      </w:pPr>
+    </w:p>
+    <w:p>
+      <w:pPr>
+        <w:spacing w:after="0" w:line="360" w:lineRule="auto"/>
+        <w:ind w:firstLine="709"/>
+        <w:jc w:val="both"/>
+        <w:rPr>
+          <w:rFonts w:ascii="Times New Roman" w:hAnsi="Times New Roman" w:cs="Times New Roman"/>
+          <w:sz w:val="28"/>
+          <w:szCs w:val="28"/>
         </w:rPr>
       </w:pPr>
     </w:p>

--- a/1_Диплом/Диплом_1.1.docx
+++ b/1_Диплом/Диплом_1.1.docx
@@ -1,6 +1,6 @@
 
 <file path=word/document.xml><?xml version="1.0" encoding="utf-8"?>
-<w:document xmlns:wpc="http://schemas.microsoft.com/office/word/2010/wordprocessingCanvas" xmlns:cx="http://schemas.microsoft.com/office/drawing/2014/chartex" xmlns:cx1="http://schemas.microsoft.com/office/drawing/2015/9/8/chartex" xmlns:cx2="http://schemas.microsoft.com/office/drawing/2015/10/21/chartex" xmlns:cx3="http://schemas.microsoft.com/office/drawing/2016/5/9/chartex" xmlns:cx4="http://schemas.microsoft.com/office/drawing/2016/5/10/chartex" xmlns:cx5="http://schemas.microsoft.com/office/drawing/2016/5/11/chartex" xmlns:cx6="http://schemas.microsoft.com/office/drawing/2016/5/12/chartex" xmlns:cx7="http://schemas.microsoft.com/office/drawing/2016/5/13/chartex" xmlns:cx8="http://schemas.microsoft.com/office/drawing/2016/5/14/chartex" xmlns:mc="http://schemas.openxmlformats.org/markup-compatibility/2006" xmlns:aink="http://schemas.microsoft.com/office/drawing/2016/ink" xmlns:am3d="http://schemas.microsoft.com/office/drawing/2017/model3d" xmlns:o="urn:schemas-microsoft-com:office:office" xmlns:r="http://schemas.openxmlformats.org/officeDocument/2006/relationships" xmlns:m="http://schemas.openxmlformats.org/officeDocument/2006/math" xmlns:v="urn:schemas-microsoft-com:vml" xmlns:wp14="http://schemas.microsoft.com/office/word/2010/wordprocessingDrawing" xmlns:wp="http://schemas.openxmlformats.org/drawingml/2006/wordprocessingDrawing" xmlns:w10="urn:schemas-microsoft-com:office:word" xmlns:w="http://schemas.openxmlformats.org/wordprocessingml/2006/main" xmlns:w14="http://schemas.microsoft.com/office/word/2010/wordml" xmlns:w15="http://schemas.microsoft.com/office/word/2012/wordml" xmlns:w16cid="http://schemas.microsoft.com/office/word/2016/wordml/cid" xmlns:w16se="http://schemas.microsoft.com/office/word/2015/wordml/symex" xmlns:wpg="http://schemas.microsoft.com/office/word/2010/wordprocessingGroup" xmlns:wpi="http://schemas.microsoft.com/office/word/2010/wordprocessingInk" xmlns:wne="http://schemas.microsoft.com/office/word/2006/wordml" xmlns:wps="http://schemas.microsoft.com/office/word/2010/wordprocessingShape" mc:Ignorable="w14 w15 w16se w16cid wp14">
+<w:document xmlns:wpc="http://schemas.microsoft.com/office/word/2010/wordprocessingCanvas" xmlns:cx="http://schemas.microsoft.com/office/drawing/2014/chartex" xmlns:cx1="http://schemas.microsoft.com/office/drawing/2015/9/8/chartex" xmlns:cx2="http://schemas.microsoft.com/office/drawing/2015/10/21/chartex" xmlns:cx3="http://schemas.microsoft.com/office/drawing/2016/5/9/chartex" xmlns:cx4="http://schemas.microsoft.com/office/drawing/2016/5/10/chartex" xmlns:cx5="http://schemas.microsoft.com/office/drawing/2016/5/11/chartex" xmlns:cx6="http://schemas.microsoft.com/office/drawing/2016/5/12/chartex" xmlns:cx7="http://schemas.microsoft.com/office/drawing/2016/5/13/chartex" xmlns:cx8="http://schemas.microsoft.com/office/drawing/2016/5/14/chartex" xmlns:mc="http://schemas.openxmlformats.org/markup-compatibility/2006" xmlns:aink="http://schemas.microsoft.com/office/drawing/2016/ink" xmlns:am3d="http://schemas.microsoft.com/office/drawing/2017/model3d" xmlns:o="urn:schemas-microsoft-com:office:office" xmlns:oel="http://schemas.microsoft.com/office/2019/extlst" xmlns:r="http://schemas.openxmlformats.org/officeDocument/2006/relationships" xmlns:m="http://schemas.openxmlformats.org/officeDocument/2006/math" xmlns:v="urn:schemas-microsoft-com:vml" xmlns:wp14="http://schemas.microsoft.com/office/word/2010/wordprocessingDrawing" xmlns:wp="http://schemas.openxmlformats.org/drawingml/2006/wordprocessingDrawing" xmlns:w10="urn:schemas-microsoft-com:office:word" xmlns:w="http://schemas.openxmlformats.org/wordprocessingml/2006/main" xmlns:w14="http://schemas.microsoft.com/office/word/2010/wordml" xmlns:w15="http://schemas.microsoft.com/office/word/2012/wordml" xmlns:w16cex="http://schemas.microsoft.com/office/word/2018/wordml/cex" xmlns:w16cid="http://schemas.microsoft.com/office/word/2016/wordml/cid" xmlns:w16="http://schemas.microsoft.com/office/word/2018/wordml" xmlns:w16du="http://schemas.microsoft.com/office/word/2023/wordml/word16du" xmlns:w16sdtdh="http://schemas.microsoft.com/office/word/2020/wordml/sdtdatahash" xmlns:w16sdtfl="http://schemas.microsoft.com/office/word/2024/wordml/sdtformatlock" xmlns:w16se="http://schemas.microsoft.com/office/word/2015/wordml/symex" xmlns:wpg="http://schemas.microsoft.com/office/word/2010/wordprocessingGroup" xmlns:wpi="http://schemas.microsoft.com/office/word/2010/wordprocessingInk" xmlns:wne="http://schemas.microsoft.com/office/word/2006/wordml" xmlns:wps="http://schemas.microsoft.com/office/word/2010/wordprocessingShape" mc:Ignorable="w14 w15 w16se w16cid w16 w16cex w16sdtdh w16sdtfl w16du wp14">
   <w:body>
     <w:p>
       <w:pPr>
@@ -187,43 +187,7 @@
           <w:szCs w:val="28"/>
         </w:rPr>
         <w:tab/>
-        <w:t xml:space="preserve">реализовать </w:t>
-      </w:r>
-      <w:proofErr w:type="spellStart"/>
-      <w:r>
-        <w:rPr>
-          <w:rFonts w:ascii="Times New Roman" w:hAnsi="Times New Roman" w:cs="Times New Roman"/>
-          <w:sz w:val="28"/>
-          <w:szCs w:val="28"/>
-        </w:rPr>
-        <w:t>backend</w:t>
-      </w:r>
-      <w:proofErr w:type="spellEnd"/>
-      <w:r>
-        <w:rPr>
-          <w:rFonts w:ascii="Times New Roman" w:hAnsi="Times New Roman" w:cs="Times New Roman"/>
-          <w:sz w:val="28"/>
-          <w:szCs w:val="28"/>
-        </w:rPr>
-        <w:t xml:space="preserve">- и </w:t>
-      </w:r>
-      <w:proofErr w:type="spellStart"/>
-      <w:r>
-        <w:rPr>
-          <w:rFonts w:ascii="Times New Roman" w:hAnsi="Times New Roman" w:cs="Times New Roman"/>
-          <w:sz w:val="28"/>
-          <w:szCs w:val="28"/>
-        </w:rPr>
-        <w:t>frontend</w:t>
-      </w:r>
-      <w:proofErr w:type="spellEnd"/>
-      <w:r>
-        <w:rPr>
-          <w:rFonts w:ascii="Times New Roman" w:hAnsi="Times New Roman" w:cs="Times New Roman"/>
-          <w:sz w:val="28"/>
-          <w:szCs w:val="28"/>
-        </w:rPr>
-        <w:t>-части приложения;</w:t>
+        <w:t>реализовать backend- и frontend-части приложения;</w:t>
       </w:r>
     </w:p>
     <w:p>
@@ -272,440 +236,173 @@
           <w:sz w:val="28"/>
           <w:szCs w:val="28"/>
         </w:rPr>
-        <w:t xml:space="preserve">Для достижения поставленной цели был выбран технологический стек на основе платформы </w:t>
-      </w:r>
-      <w:proofErr w:type="spellStart"/>
-      <w:r>
-        <w:rPr>
-          <w:rFonts w:ascii="Times New Roman" w:hAnsi="Times New Roman" w:cs="Times New Roman"/>
-          <w:sz w:val="28"/>
-          <w:szCs w:val="28"/>
-        </w:rPr>
-        <w:t>Microsoft</w:t>
-      </w:r>
-      <w:proofErr w:type="spellEnd"/>
-      <w:r>
-        <w:rPr>
-          <w:rFonts w:ascii="Times New Roman" w:hAnsi="Times New Roman" w:cs="Times New Roman"/>
-          <w:sz w:val="28"/>
-          <w:szCs w:val="28"/>
-        </w:rPr>
-        <w:t xml:space="preserve"> .NET и языка программирования C#. Этот выбор обусловлен следующими ключевыми факторами:</w:t>
-      </w:r>
-    </w:p>
-    <w:p>
-      <w:pPr>
-        <w:spacing w:after="0" w:line="360" w:lineRule="auto"/>
-        <w:ind w:firstLine="709"/>
-        <w:jc w:val="both"/>
-        <w:rPr>
-          <w:rFonts w:ascii="Times New Roman" w:hAnsi="Times New Roman" w:cs="Times New Roman"/>
-          <w:sz w:val="28"/>
-          <w:szCs w:val="28"/>
-        </w:rPr>
-      </w:pPr>
-      <w:r>
-        <w:rPr>
-          <w:rFonts w:ascii="Times New Roman" w:hAnsi="Times New Roman" w:cs="Times New Roman"/>
-          <w:sz w:val="28"/>
-          <w:szCs w:val="28"/>
-        </w:rPr>
-        <w:t>1.</w:t>
-      </w:r>
-      <w:r>
-        <w:rPr>
-          <w:rFonts w:ascii="Times New Roman" w:hAnsi="Times New Roman" w:cs="Times New Roman"/>
-          <w:sz w:val="28"/>
-          <w:szCs w:val="28"/>
-        </w:rPr>
-        <w:tab/>
-        <w:t xml:space="preserve">C# </w:t>
-      </w:r>
-      <w:proofErr w:type="gramStart"/>
-      <w:r>
-        <w:rPr>
-          <w:rFonts w:ascii="Times New Roman" w:hAnsi="Times New Roman" w:cs="Times New Roman"/>
-          <w:sz w:val="28"/>
-          <w:szCs w:val="28"/>
-        </w:rPr>
-        <w:t>- это</w:t>
-      </w:r>
-      <w:proofErr w:type="gramEnd"/>
-      <w:r>
-        <w:rPr>
-          <w:rFonts w:ascii="Times New Roman" w:hAnsi="Times New Roman" w:cs="Times New Roman"/>
-          <w:sz w:val="28"/>
-          <w:szCs w:val="28"/>
-        </w:rPr>
-        <w:t xml:space="preserve"> строго типизированный, высокопроизводительный язык, работающий в среде исполнения .NET. Он идеально подходит для создания отказоустойчивых и производительных бизнес-приложений, каким является система бронирования, где важна стабильность и быстрое выполнение операций;</w:t>
-      </w:r>
-    </w:p>
-    <w:p>
-      <w:pPr>
-        <w:spacing w:after="0" w:line="360" w:lineRule="auto"/>
-        <w:ind w:firstLine="709"/>
-        <w:jc w:val="both"/>
-        <w:rPr>
-          <w:rFonts w:ascii="Times New Roman" w:hAnsi="Times New Roman" w:cs="Times New Roman"/>
-          <w:sz w:val="28"/>
-          <w:szCs w:val="28"/>
-        </w:rPr>
-      </w:pPr>
-      <w:r>
-        <w:rPr>
-          <w:rFonts w:ascii="Times New Roman" w:hAnsi="Times New Roman" w:cs="Times New Roman"/>
-          <w:sz w:val="28"/>
-          <w:szCs w:val="28"/>
-        </w:rPr>
-        <w:t>2.</w:t>
-      </w:r>
-      <w:r>
-        <w:rPr>
-          <w:rFonts w:ascii="Times New Roman" w:hAnsi="Times New Roman" w:cs="Times New Roman"/>
-          <w:sz w:val="28"/>
-          <w:szCs w:val="28"/>
-        </w:rPr>
-        <w:tab/>
-        <w:t xml:space="preserve">В качестве основы для веб-приложения выбран современный кроссплатформенный фреймворк ASP.NET </w:t>
-      </w:r>
-      <w:proofErr w:type="spellStart"/>
-      <w:r>
-        <w:rPr>
-          <w:rFonts w:ascii="Times New Roman" w:hAnsi="Times New Roman" w:cs="Times New Roman"/>
-          <w:sz w:val="28"/>
-          <w:szCs w:val="28"/>
-        </w:rPr>
-        <w:t>Core</w:t>
-      </w:r>
-      <w:proofErr w:type="spellEnd"/>
-      <w:r>
-        <w:rPr>
-          <w:rFonts w:ascii="Times New Roman" w:hAnsi="Times New Roman" w:cs="Times New Roman"/>
-          <w:sz w:val="28"/>
-          <w:szCs w:val="28"/>
-        </w:rPr>
-        <w:t>. Он предоставляет, модульную архитектуру для построения высоконагруженных веб-API и MVC-приложений;</w:t>
-      </w:r>
-    </w:p>
-    <w:p>
-      <w:pPr>
-        <w:spacing w:after="0" w:line="360" w:lineRule="auto"/>
-        <w:ind w:firstLine="709"/>
-        <w:jc w:val="both"/>
-        <w:rPr>
-          <w:rFonts w:ascii="Times New Roman" w:hAnsi="Times New Roman" w:cs="Times New Roman"/>
-          <w:sz w:val="28"/>
-          <w:szCs w:val="28"/>
-        </w:rPr>
-      </w:pPr>
-      <w:r>
-        <w:rPr>
-          <w:rFonts w:ascii="Times New Roman" w:hAnsi="Times New Roman" w:cs="Times New Roman"/>
-          <w:sz w:val="28"/>
-          <w:szCs w:val="28"/>
-        </w:rPr>
-        <w:t>3.</w:t>
-      </w:r>
-      <w:r>
-        <w:rPr>
-          <w:rFonts w:ascii="Times New Roman" w:hAnsi="Times New Roman" w:cs="Times New Roman"/>
-          <w:sz w:val="28"/>
-          <w:szCs w:val="28"/>
-        </w:rPr>
-        <w:tab/>
-        <w:t xml:space="preserve">ASP.NET </w:t>
-      </w:r>
-      <w:proofErr w:type="spellStart"/>
-      <w:r>
-        <w:rPr>
-          <w:rFonts w:ascii="Times New Roman" w:hAnsi="Times New Roman" w:cs="Times New Roman"/>
-          <w:sz w:val="28"/>
-          <w:szCs w:val="28"/>
-        </w:rPr>
-        <w:t>Core</w:t>
-      </w:r>
-      <w:proofErr w:type="spellEnd"/>
-      <w:r>
-        <w:rPr>
-          <w:rFonts w:ascii="Times New Roman" w:hAnsi="Times New Roman" w:cs="Times New Roman"/>
-          <w:sz w:val="28"/>
-          <w:szCs w:val="28"/>
-        </w:rPr>
-        <w:t xml:space="preserve"> позволяет реализовывать современные архитектурные паттерны (например, многослойную архитектуру или </w:t>
-      </w:r>
-      <w:proofErr w:type="spellStart"/>
-      <w:r>
-        <w:rPr>
-          <w:rFonts w:ascii="Times New Roman" w:hAnsi="Times New Roman" w:cs="Times New Roman"/>
-          <w:sz w:val="28"/>
-          <w:szCs w:val="28"/>
-        </w:rPr>
-        <w:t>Clean</w:t>
-      </w:r>
-      <w:proofErr w:type="spellEnd"/>
-      <w:r>
-        <w:rPr>
-          <w:rFonts w:ascii="Times New Roman" w:hAnsi="Times New Roman" w:cs="Times New Roman"/>
-          <w:sz w:val="28"/>
-          <w:szCs w:val="28"/>
-        </w:rPr>
-        <w:t xml:space="preserve"> </w:t>
-      </w:r>
-      <w:proofErr w:type="spellStart"/>
-      <w:r>
-        <w:rPr>
-          <w:rFonts w:ascii="Times New Roman" w:hAnsi="Times New Roman" w:cs="Times New Roman"/>
-          <w:sz w:val="28"/>
-          <w:szCs w:val="28"/>
-        </w:rPr>
-        <w:t>Architecture</w:t>
-      </w:r>
-      <w:proofErr w:type="spellEnd"/>
-      <w:r>
-        <w:rPr>
-          <w:rFonts w:ascii="Times New Roman" w:hAnsi="Times New Roman" w:cs="Times New Roman"/>
-          <w:sz w:val="28"/>
-          <w:szCs w:val="28"/>
-        </w:rPr>
-        <w:t xml:space="preserve">), что обеспечивает чистоту, тестируемость кода и легкость его дальнейшего сопровождения и масштабирования; </w:t>
-      </w:r>
-    </w:p>
-    <w:p>
-      <w:pPr>
-        <w:spacing w:after="0" w:line="360" w:lineRule="auto"/>
-        <w:ind w:firstLine="709"/>
-        <w:jc w:val="both"/>
-        <w:rPr>
-          <w:rFonts w:ascii="Times New Roman" w:hAnsi="Times New Roman" w:cs="Times New Roman"/>
-          <w:sz w:val="28"/>
-          <w:szCs w:val="28"/>
-        </w:rPr>
-      </w:pPr>
-      <w:r>
-        <w:rPr>
-          <w:rFonts w:ascii="Times New Roman" w:hAnsi="Times New Roman" w:cs="Times New Roman"/>
-          <w:sz w:val="28"/>
-          <w:szCs w:val="28"/>
-        </w:rPr>
-        <w:t>4.</w:t>
-      </w:r>
-      <w:r>
-        <w:rPr>
-          <w:rFonts w:ascii="Times New Roman" w:hAnsi="Times New Roman" w:cs="Times New Roman"/>
-          <w:sz w:val="28"/>
-          <w:szCs w:val="28"/>
-        </w:rPr>
-        <w:tab/>
-        <w:t xml:space="preserve">Для хранения данных выбрана </w:t>
-      </w:r>
-      <w:proofErr w:type="spellStart"/>
-      <w:r>
-        <w:rPr>
-          <w:rFonts w:ascii="Times New Roman" w:hAnsi="Times New Roman" w:cs="Times New Roman"/>
-          <w:sz w:val="28"/>
-          <w:szCs w:val="28"/>
-        </w:rPr>
-        <w:t>Microsoft</w:t>
-      </w:r>
-      <w:proofErr w:type="spellEnd"/>
-      <w:r>
-        <w:rPr>
-          <w:rFonts w:ascii="Times New Roman" w:hAnsi="Times New Roman" w:cs="Times New Roman"/>
-          <w:sz w:val="28"/>
-          <w:szCs w:val="28"/>
-        </w:rPr>
-        <w:t xml:space="preserve"> SQL </w:t>
-      </w:r>
-      <w:proofErr w:type="spellStart"/>
-      <w:r>
-        <w:rPr>
-          <w:rFonts w:ascii="Times New Roman" w:hAnsi="Times New Roman" w:cs="Times New Roman"/>
-          <w:sz w:val="28"/>
-          <w:szCs w:val="28"/>
-        </w:rPr>
-        <w:t>Server</w:t>
-      </w:r>
-      <w:proofErr w:type="spellEnd"/>
-      <w:r>
-        <w:rPr>
-          <w:rFonts w:ascii="Times New Roman" w:hAnsi="Times New Roman" w:cs="Times New Roman"/>
-          <w:sz w:val="28"/>
-          <w:szCs w:val="28"/>
-        </w:rPr>
-        <w:t xml:space="preserve">, что является естественным и высокоэффективным решением при работе со стеком .NET, благодаря оптимизированным драйверам и мощному ORM-фреймворку </w:t>
-      </w:r>
-      <w:proofErr w:type="spellStart"/>
-      <w:r>
-        <w:rPr>
-          <w:rFonts w:ascii="Times New Roman" w:hAnsi="Times New Roman" w:cs="Times New Roman"/>
-          <w:sz w:val="28"/>
-          <w:szCs w:val="28"/>
-        </w:rPr>
-        <w:t>Entity</w:t>
-      </w:r>
-      <w:proofErr w:type="spellEnd"/>
-      <w:r>
-        <w:rPr>
-          <w:rFonts w:ascii="Times New Roman" w:hAnsi="Times New Roman" w:cs="Times New Roman"/>
-          <w:sz w:val="28"/>
-          <w:szCs w:val="28"/>
-        </w:rPr>
-        <w:t xml:space="preserve"> </w:t>
-      </w:r>
-      <w:proofErr w:type="spellStart"/>
-      <w:r>
-        <w:rPr>
-          <w:rFonts w:ascii="Times New Roman" w:hAnsi="Times New Roman" w:cs="Times New Roman"/>
-          <w:sz w:val="28"/>
-          <w:szCs w:val="28"/>
-        </w:rPr>
-        <w:t>Framework</w:t>
-      </w:r>
-      <w:proofErr w:type="spellEnd"/>
-      <w:r>
-        <w:rPr>
-          <w:rFonts w:ascii="Times New Roman" w:hAnsi="Times New Roman" w:cs="Times New Roman"/>
-          <w:sz w:val="28"/>
-          <w:szCs w:val="28"/>
-        </w:rPr>
-        <w:t xml:space="preserve"> </w:t>
-      </w:r>
-      <w:proofErr w:type="spellStart"/>
-      <w:r>
-        <w:rPr>
-          <w:rFonts w:ascii="Times New Roman" w:hAnsi="Times New Roman" w:cs="Times New Roman"/>
-          <w:sz w:val="28"/>
-          <w:szCs w:val="28"/>
-        </w:rPr>
-        <w:t>Core</w:t>
-      </w:r>
-      <w:proofErr w:type="spellEnd"/>
-      <w:r>
-        <w:rPr>
-          <w:rFonts w:ascii="Times New Roman" w:hAnsi="Times New Roman" w:cs="Times New Roman"/>
-          <w:sz w:val="28"/>
-          <w:szCs w:val="28"/>
-        </w:rPr>
-        <w:t xml:space="preserve">. Это обеспечивает надежное, структурированное и безопасное хранение информации о пользователях, помещениях и бронированиях. </w:t>
-      </w:r>
-    </w:p>
-    <w:p>
-      <w:pPr>
-        <w:spacing w:after="0" w:line="360" w:lineRule="auto"/>
-        <w:ind w:firstLine="709"/>
-        <w:jc w:val="both"/>
-        <w:rPr>
-          <w:rFonts w:ascii="Times New Roman" w:hAnsi="Times New Roman" w:cs="Times New Roman"/>
-          <w:sz w:val="28"/>
-          <w:szCs w:val="28"/>
-        </w:rPr>
-      </w:pPr>
-      <w:r>
-        <w:rPr>
-          <w:rFonts w:ascii="Times New Roman" w:hAnsi="Times New Roman" w:cs="Times New Roman"/>
-          <w:sz w:val="28"/>
-          <w:szCs w:val="28"/>
-        </w:rPr>
-        <w:t xml:space="preserve">Выбор связки C# / ASP.NET </w:t>
-      </w:r>
-      <w:proofErr w:type="spellStart"/>
-      <w:r>
-        <w:rPr>
-          <w:rFonts w:ascii="Times New Roman" w:hAnsi="Times New Roman" w:cs="Times New Roman"/>
-          <w:sz w:val="28"/>
-          <w:szCs w:val="28"/>
-        </w:rPr>
-        <w:t>Core</w:t>
-      </w:r>
-      <w:proofErr w:type="spellEnd"/>
-      <w:r>
-        <w:rPr>
-          <w:rFonts w:ascii="Times New Roman" w:hAnsi="Times New Roman" w:cs="Times New Roman"/>
-          <w:sz w:val="28"/>
-          <w:szCs w:val="28"/>
-        </w:rPr>
-        <w:t xml:space="preserve"> / </w:t>
-      </w:r>
-      <w:proofErr w:type="spellStart"/>
-      <w:r>
-        <w:rPr>
-          <w:rFonts w:ascii="Times New Roman" w:hAnsi="Times New Roman" w:cs="Times New Roman"/>
-          <w:sz w:val="28"/>
-          <w:szCs w:val="28"/>
-        </w:rPr>
-        <w:t>Entity</w:t>
-      </w:r>
-      <w:proofErr w:type="spellEnd"/>
-      <w:r>
-        <w:rPr>
-          <w:rFonts w:ascii="Times New Roman" w:hAnsi="Times New Roman" w:cs="Times New Roman"/>
-          <w:sz w:val="28"/>
-          <w:szCs w:val="28"/>
-        </w:rPr>
-        <w:t xml:space="preserve"> </w:t>
-      </w:r>
-      <w:proofErr w:type="spellStart"/>
-      <w:r>
-        <w:rPr>
-          <w:rFonts w:ascii="Times New Roman" w:hAnsi="Times New Roman" w:cs="Times New Roman"/>
-          <w:sz w:val="28"/>
-          <w:szCs w:val="28"/>
-        </w:rPr>
-        <w:t>Framework</w:t>
-      </w:r>
-      <w:proofErr w:type="spellEnd"/>
-      <w:r>
-        <w:rPr>
-          <w:rFonts w:ascii="Times New Roman" w:hAnsi="Times New Roman" w:cs="Times New Roman"/>
-          <w:sz w:val="28"/>
-          <w:szCs w:val="28"/>
-        </w:rPr>
-        <w:t xml:space="preserve"> </w:t>
-      </w:r>
-      <w:proofErr w:type="spellStart"/>
-      <w:r>
-        <w:rPr>
-          <w:rFonts w:ascii="Times New Roman" w:hAnsi="Times New Roman" w:cs="Times New Roman"/>
-          <w:sz w:val="28"/>
-          <w:szCs w:val="28"/>
-        </w:rPr>
-        <w:t>Core</w:t>
-      </w:r>
-      <w:proofErr w:type="spellEnd"/>
-      <w:r>
-        <w:rPr>
-          <w:rFonts w:ascii="Times New Roman" w:hAnsi="Times New Roman" w:cs="Times New Roman"/>
-          <w:sz w:val="28"/>
-          <w:szCs w:val="28"/>
-        </w:rPr>
-        <w:t xml:space="preserve"> / MS SQL </w:t>
-      </w:r>
-      <w:proofErr w:type="spellStart"/>
-      <w:r>
-        <w:rPr>
-          <w:rFonts w:ascii="Times New Roman" w:hAnsi="Times New Roman" w:cs="Times New Roman"/>
-          <w:sz w:val="28"/>
-          <w:szCs w:val="28"/>
-        </w:rPr>
-        <w:t>Server</w:t>
-      </w:r>
-      <w:proofErr w:type="spellEnd"/>
-      <w:r>
-        <w:rPr>
-          <w:rFonts w:ascii="Times New Roman" w:hAnsi="Times New Roman" w:cs="Times New Roman"/>
-          <w:sz w:val="28"/>
-          <w:szCs w:val="28"/>
-        </w:rPr>
-        <w:t xml:space="preserve"> обеспечивает оптимальное сочетание производительности, безопасности, скорости разработки и соответствия корпоративным </w:t>
-      </w:r>
-      <w:r>
-        <w:rPr>
-          <w:rFonts w:ascii="Times New Roman" w:hAnsi="Times New Roman" w:cs="Times New Roman"/>
+        <w:t>Для достижения поставленной цели был выбран технологический стек на основе платформы Microsoft .NET и языка программирования C#. Этот выбор обусловлен следующими ключевыми факторами</w:t>
+      </w:r>
+      <w:r>
+        <w:rPr>
+          <w:rFonts w:ascii="Times New Roman" w:hAnsi="Times New Roman" w:cs="Times New Roman"/>
+          <w:sz w:val="28"/>
+          <w:szCs w:val="28"/>
+        </w:rPr>
+        <w:t>:</w:t>
+      </w:r>
+    </w:p>
+    <w:p>
+      <w:pPr>
+        <w:pStyle w:val="a3"/>
+        <w:numPr>
+          <w:ilvl w:val="0"/>
+          <w:numId w:val="2"/>
+        </w:numPr>
+        <w:spacing w:after="0" w:line="360" w:lineRule="auto"/>
+        <w:jc w:val="both"/>
+        <w:rPr>
+          <w:rFonts w:ascii="Times New Roman" w:hAnsi="Times New Roman" w:cs="Times New Roman"/>
+          <w:color w:val="EE0000"/>
+          <w:sz w:val="28"/>
+          <w:szCs w:val="28"/>
+        </w:rPr>
+      </w:pPr>
+      <w:r>
+        <w:rPr>
+          <w:rFonts w:ascii="Times New Roman" w:hAnsi="Times New Roman" w:cs="Times New Roman"/>
+          <w:color w:val="EE0000"/>
+          <w:sz w:val="28"/>
+          <w:szCs w:val="28"/>
+        </w:rPr>
+        <w:t>C# - это строго типизированный, высокопроизводительный язык, работающий в среде исполнения .NET. Он идеально подходит для создания отказоустойчивых и производительных бизнес-приложений, каким является система бронирования, где важна стабильность и быстрое выполнение операций;</w:t>
+      </w:r>
+    </w:p>
+    <w:p>
+      <w:pPr>
+        <w:pStyle w:val="a3"/>
+        <w:numPr>
+          <w:ilvl w:val="0"/>
+          <w:numId w:val="2"/>
+        </w:numPr>
+        <w:spacing w:after="0" w:line="360" w:lineRule="auto"/>
+        <w:jc w:val="both"/>
+        <w:rPr>
+          <w:rFonts w:ascii="Times New Roman" w:hAnsi="Times New Roman" w:cs="Times New Roman"/>
+          <w:color w:val="EE0000"/>
+          <w:sz w:val="28"/>
+          <w:szCs w:val="28"/>
+        </w:rPr>
+      </w:pPr>
+      <w:r>
+        <w:rPr>
+          <w:rFonts w:ascii="Times New Roman" w:hAnsi="Times New Roman" w:cs="Times New Roman"/>
+          <w:color w:val="EE0000"/>
+          <w:sz w:val="28"/>
+          <w:szCs w:val="28"/>
+        </w:rPr>
+        <w:t>в</w:t>
+      </w:r>
+      <w:r>
+        <w:rPr>
+          <w:rFonts w:ascii="Times New Roman" w:hAnsi="Times New Roman" w:cs="Times New Roman"/>
+          <w:color w:val="EE0000"/>
+          <w:sz w:val="28"/>
+          <w:szCs w:val="28"/>
+        </w:rPr>
+        <w:t xml:space="preserve"> качестве основы для веб-приложения выбран современный кроссплатформенный фреймворк ASP.NET Core. Он предоставляет, модульную архитектуру для построения высоконагруженных веб-API и MVC-приложений;</w:t>
+      </w:r>
+    </w:p>
+    <w:p>
+      <w:pPr>
+        <w:pStyle w:val="a3"/>
+        <w:numPr>
+          <w:ilvl w:val="0"/>
+          <w:numId w:val="2"/>
+        </w:numPr>
+        <w:spacing w:after="0" w:line="360" w:lineRule="auto"/>
+        <w:jc w:val="both"/>
+        <w:rPr>
+          <w:rFonts w:ascii="Times New Roman" w:hAnsi="Times New Roman" w:cs="Times New Roman"/>
+          <w:color w:val="EE0000"/>
+          <w:sz w:val="28"/>
+          <w:szCs w:val="28"/>
+        </w:rPr>
+      </w:pPr>
+      <w:r>
+        <w:rPr>
+          <w:rFonts w:ascii="Times New Roman" w:hAnsi="Times New Roman" w:cs="Times New Roman"/>
+          <w:color w:val="EE0000"/>
+          <w:sz w:val="28"/>
+          <w:szCs w:val="28"/>
+        </w:rPr>
+        <w:t xml:space="preserve">ASP.NET Core позволяет реализовывать современные архитектурные паттерны (например, многослойную архитектуру или Clean Architecture), что обеспечивает чистоту, тестируемость кода и легкость его дальнейшего сопровождения и масштабирования; </w:t>
+      </w:r>
+    </w:p>
+    <w:p>
+      <w:pPr>
+        <w:pStyle w:val="a3"/>
+        <w:numPr>
+          <w:ilvl w:val="0"/>
+          <w:numId w:val="2"/>
+        </w:numPr>
+        <w:spacing w:after="0" w:line="360" w:lineRule="auto"/>
+        <w:jc w:val="both"/>
+        <w:rPr>
+          <w:rFonts w:ascii="Times New Roman" w:hAnsi="Times New Roman" w:cs="Times New Roman"/>
+          <w:color w:val="EE0000"/>
+          <w:sz w:val="28"/>
+          <w:szCs w:val="28"/>
+        </w:rPr>
+      </w:pPr>
+      <w:r>
+        <w:rPr>
+          <w:rFonts w:ascii="Times New Roman" w:hAnsi="Times New Roman" w:cs="Times New Roman"/>
+          <w:color w:val="EE0000"/>
+          <w:sz w:val="28"/>
+          <w:szCs w:val="28"/>
+        </w:rPr>
+        <w:t>д</w:t>
+      </w:r>
+      <w:r>
+        <w:rPr>
+          <w:rFonts w:ascii="Times New Roman" w:hAnsi="Times New Roman" w:cs="Times New Roman"/>
+          <w:color w:val="EE0000"/>
+          <w:sz w:val="28"/>
+          <w:szCs w:val="28"/>
+        </w:rPr>
+        <w:t xml:space="preserve">ля хранения данных выбрана Microsoft SQL Server, что является естественным и высокоэффективным решением при работе со стеком .NET, благодаря оптимизированным драйверам и мощному ORM-фреймворку Entity Framework Core. Это обеспечивает надежное, структурированное и безопасное хранение информации о пользователях, помещениях и бронированиях. </w:t>
+      </w:r>
+    </w:p>
+    <w:p>
+      <w:pPr>
+        <w:pStyle w:val="a3"/>
+        <w:numPr>
+          <w:ilvl w:val="0"/>
+          <w:numId w:val="2"/>
+        </w:numPr>
+        <w:spacing w:after="0" w:line="360" w:lineRule="auto"/>
+        <w:jc w:val="both"/>
+        <w:rPr>
+          <w:rFonts w:ascii="Times New Roman" w:hAnsi="Times New Roman" w:cs="Times New Roman"/>
+          <w:color w:val="EE0000"/>
+          <w:sz w:val="28"/>
+          <w:szCs w:val="28"/>
+        </w:rPr>
+      </w:pPr>
+      <w:r>
+        <w:rPr>
+          <w:rFonts w:ascii="Times New Roman" w:hAnsi="Times New Roman" w:cs="Times New Roman"/>
+          <w:color w:val="EE0000"/>
           <w:sz w:val="28"/>
           <w:szCs w:val="28"/>
         </w:rPr>
         <w:lastRenderedPageBreak/>
-        <w:t>стандартам, что критически важно для внедрения системы в реальной образовательной организации.</w:t>
+        <w:t>в</w:t>
+      </w:r>
+      <w:r>
+        <w:rPr>
+          <w:rFonts w:ascii="Times New Roman" w:hAnsi="Times New Roman" w:cs="Times New Roman"/>
+          <w:color w:val="EE0000"/>
+          <w:sz w:val="28"/>
+          <w:szCs w:val="28"/>
+        </w:rPr>
+        <w:t>ыбор связки C# / ASP.NET Core / Entity Framework Core / MS SQL Server обеспечивает оптимальное сочетание производительности, безопасности, скорости разработки и соответствия корпоративным стандартам, что критически важно для внедрения системы в реальной образовательной организации.</w:t>
       </w:r>
     </w:p>
     <w:p>
@@ -897,10 +594,10 @@
             <v:path o:extrusionok="f" gradientshapeok="t" o:connecttype="rect"/>
             <o:lock v:ext="edit" aspectratio="t"/>
           </v:shapetype>
-          <v:shape id="_x0000_i1025" type="#_x0000_t75" style="width:404.25pt;height:366.75pt" o:ole="">
+          <v:shape id="_x0000_i1025" type="#_x0000_t75" style="width:403.95pt;height:366.55pt" o:ole="">
             <v:imagedata r:id="rId5" o:title=""/>
           </v:shape>
-          <o:OLEObject Type="Embed" ProgID="Visio.Drawing.15" ShapeID="_x0000_i1025" DrawAspect="Content" ObjectID="_1841203340" r:id="rId6"/>
+          <o:OLEObject Type="Embed" ProgID="Visio.Drawing.15" ShapeID="_x0000_i1025" DrawAspect="Content" ObjectID="_1841208532" r:id="rId6"/>
         </w:object>
       </w:r>
     </w:p>
@@ -911,6 +608,7 @@
         <w:jc w:val="both"/>
         <w:rPr>
           <w:rFonts w:ascii="Times New Roman" w:hAnsi="Times New Roman" w:cs="Times New Roman"/>
+          <w:color w:val="EE0000"/>
           <w:sz w:val="28"/>
           <w:szCs w:val="28"/>
         </w:rPr>
@@ -922,6 +620,23 @@
           <w:szCs w:val="28"/>
         </w:rPr>
         <w:t>Рисунок 1 - Структурная схема</w:t>
+      </w:r>
+      <w:r>
+        <w:rPr>
+          <w:rFonts w:ascii="Times New Roman" w:hAnsi="Times New Roman" w:cs="Times New Roman"/>
+          <w:sz w:val="28"/>
+          <w:szCs w:val="28"/>
+        </w:rPr>
+        <w:t xml:space="preserve"> </w:t>
+      </w:r>
+      <w:r>
+        <w:rPr>
+          <w:rFonts w:ascii="Times New Roman" w:hAnsi="Times New Roman" w:cs="Times New Roman"/>
+          <w:color w:val="EE0000"/>
+          <w:sz w:val="28"/>
+          <w:szCs w:val="28"/>
+        </w:rPr>
+        <w:t>чего?</w:t>
       </w:r>
     </w:p>
     <w:p>
@@ -1032,10 +747,10 @@
           <w:lang w:eastAsia="ru-RU"/>
         </w:rPr>
         <w:object w:dxaOrig="8265" w:dyaOrig="4695" w14:anchorId="161463C5">
-          <v:shape id="_x0000_i1026" type="#_x0000_t75" style="width:413.25pt;height:234.75pt" o:ole="">
+          <v:shape id="_x0000_i1026" type="#_x0000_t75" style="width:413.3pt;height:234.7pt" o:ole="">
             <v:imagedata r:id="rId7" o:title=""/>
           </v:shape>
-          <o:OLEObject Type="Embed" ProgID="Visio.Drawing.15" ShapeID="_x0000_i1026" DrawAspect="Content" ObjectID="_1841203341" r:id="rId8"/>
+          <o:OLEObject Type="Embed" ProgID="Visio.Drawing.15" ShapeID="_x0000_i1026" DrawAspect="Content" ObjectID="_1841208533" r:id="rId8"/>
         </w:object>
       </w:r>
     </w:p>
@@ -1046,6 +761,7 @@
         <w:jc w:val="both"/>
         <w:rPr>
           <w:rFonts w:ascii="Times New Roman" w:hAnsi="Times New Roman" w:cs="Times New Roman"/>
+          <w:color w:val="EE0000"/>
           <w:sz w:val="28"/>
           <w:szCs w:val="28"/>
         </w:rPr>
@@ -1057,6 +773,15 @@
           <w:szCs w:val="28"/>
         </w:rPr>
         <w:t>Рисунок 2 - схема IDEF0 до автоматизации</w:t>
+      </w:r>
+      <w:r>
+        <w:rPr>
+          <w:rFonts w:ascii="Times New Roman" w:hAnsi="Times New Roman" w:cs="Times New Roman"/>
+          <w:color w:val="EE0000"/>
+          <w:sz w:val="28"/>
+          <w:szCs w:val="28"/>
+        </w:rPr>
+        <w:t xml:space="preserve"> чего?</w:t>
       </w:r>
     </w:p>
     <w:p>
@@ -1180,81 +905,33 @@
           <w:szCs w:val="28"/>
         </w:rPr>
       </w:pPr>
-    </w:p>
-    <w:p>
-      <w:pPr>
-        <w:spacing w:after="0" w:line="360" w:lineRule="auto"/>
-        <w:ind w:firstLine="709"/>
-        <w:jc w:val="both"/>
-        <w:rPr>
-          <w:rFonts w:ascii="Times New Roman" w:hAnsi="Times New Roman" w:cs="Times New Roman"/>
-          <w:sz w:val="28"/>
-          <w:szCs w:val="28"/>
-        </w:rPr>
-      </w:pPr>
-      <w:r>
-        <w:rPr>
-          <w:rFonts w:ascii="Times New Roman" w:hAnsi="Times New Roman" w:cs="Times New Roman"/>
-          <w:sz w:val="28"/>
-          <w:szCs w:val="28"/>
-        </w:rPr>
-        <w:t>«1</w:t>
-      </w:r>
-      <w:proofErr w:type="gramStart"/>
-      <w:r>
-        <w:rPr>
-          <w:rFonts w:ascii="Times New Roman" w:hAnsi="Times New Roman" w:cs="Times New Roman"/>
-          <w:sz w:val="28"/>
-          <w:szCs w:val="28"/>
-        </w:rPr>
-        <w:t>С:Университет</w:t>
-      </w:r>
-      <w:proofErr w:type="gramEnd"/>
-      <w:r>
-        <w:rPr>
-          <w:rFonts w:ascii="Times New Roman" w:hAnsi="Times New Roman" w:cs="Times New Roman"/>
-          <w:sz w:val="28"/>
-          <w:szCs w:val="28"/>
-        </w:rPr>
-        <w:t>» и модуль «Аудиторный фонд учебного процесса»</w:t>
-      </w:r>
-    </w:p>
-    <w:p>
-      <w:pPr>
-        <w:spacing w:after="0" w:line="360" w:lineRule="auto"/>
-        <w:ind w:firstLine="709"/>
-        <w:jc w:val="both"/>
-        <w:rPr>
-          <w:rFonts w:ascii="Times New Roman" w:hAnsi="Times New Roman" w:cs="Times New Roman"/>
-          <w:sz w:val="28"/>
-          <w:szCs w:val="28"/>
-        </w:rPr>
-      </w:pPr>
-      <w:r>
-        <w:rPr>
-          <w:rFonts w:ascii="Times New Roman" w:hAnsi="Times New Roman" w:cs="Times New Roman"/>
-          <w:sz w:val="28"/>
-          <w:szCs w:val="28"/>
-        </w:rPr>
-        <w:t>«1</w:t>
-      </w:r>
-      <w:proofErr w:type="gramStart"/>
-      <w:r>
-        <w:rPr>
-          <w:rFonts w:ascii="Times New Roman" w:hAnsi="Times New Roman" w:cs="Times New Roman"/>
-          <w:sz w:val="28"/>
-          <w:szCs w:val="28"/>
-        </w:rPr>
-        <w:t>С:Университет</w:t>
-      </w:r>
-      <w:proofErr w:type="gramEnd"/>
-      <w:r>
-        <w:rPr>
-          <w:rFonts w:ascii="Times New Roman" w:hAnsi="Times New Roman" w:cs="Times New Roman"/>
-          <w:sz w:val="28"/>
-          <w:szCs w:val="28"/>
-        </w:rPr>
-        <w:t>» — тиражное решение на платформе «1С:Предприятие», предназначенное для комплексной автоматизации управления учебным процессом, контингентом студентов, кадровым составом и финансово-хозяйственной деятельностью вуза. Типовая конфигурация включает возможности ведения структуры аудиторного фонда с хранением базовой информации об аудитории (номер, корпус, краткое описание)</w:t>
+      <w:r>
+        <w:rPr>
+          <w:rFonts w:ascii="Times New Roman" w:hAnsi="Times New Roman" w:cs="Times New Roman"/>
+          <w:sz w:val="28"/>
+          <w:szCs w:val="28"/>
+        </w:rPr>
+        <w:t>«1С:Университет» и модуль «Аудиторный фонд учебного процесса»</w:t>
+      </w:r>
+    </w:p>
+    <w:p>
+      <w:pPr>
+        <w:spacing w:after="0" w:line="360" w:lineRule="auto"/>
+        <w:ind w:firstLine="709"/>
+        <w:jc w:val="both"/>
+        <w:rPr>
+          <w:rFonts w:ascii="Times New Roman" w:hAnsi="Times New Roman" w:cs="Times New Roman"/>
+          <w:sz w:val="28"/>
+          <w:szCs w:val="28"/>
+        </w:rPr>
+      </w:pPr>
+      <w:r>
+        <w:rPr>
+          <w:rFonts w:ascii="Times New Roman" w:hAnsi="Times New Roman" w:cs="Times New Roman"/>
+          <w:sz w:val="28"/>
+          <w:szCs w:val="28"/>
+        </w:rPr>
+        <w:t>«1С:Университет» — тиражное решение на платформе «1С:Предприятие», предназначенное для комплексной автоматизации управления учебным процессом, контингентом студентов, кадровым составом и финансово-хозяйственной деятельностью вуза. Типовая конфигурация включает возможности ведения структуры аудиторного фонда с хранением базовой информации об аудитории (номер, корпус, краткое описание)</w:t>
       </w:r>
     </w:p>
     <w:p>
@@ -1334,7 +1011,7 @@
           <w:sz w:val="28"/>
           <w:szCs w:val="28"/>
         </w:rPr>
-        <w:t xml:space="preserve">АИС «Аудиторный фонд» — система, разработанная в Научно-исследовательском вычислительном центре МГУ на базе единой платформы веб-проектов Московского университета, которая также включает личные кабинеты студента и преподавателя, систему онлайн-регистрации </w:t>
+        <w:t xml:space="preserve">АИС «Аудиторный фонд» — система, разработанная в Научно-исследовательском вычислительном центре МГУ на базе единой платформы веб-проектов Московского университета, которая также включает личные кабинеты студента и преподавателя, систему онлайн-регистрации межфакультетских курсов и ряд других сервисов. Платформа насчитывает </w:t>
       </w:r>
       <w:r>
         <w:rPr>
@@ -1343,25 +1020,7 @@
           <w:szCs w:val="28"/>
         </w:rPr>
         <w:lastRenderedPageBreak/>
-        <w:t xml:space="preserve">межфакультетских курсов и ряд других сервисов. Платформа насчитывает свыше 35 000 верифицированных пользователей. Система позиционируется как основная система учёта помещений МГУ и предусматривает описание широкого спектра характеристик помещений: назначение, часовой пояс, используемые схемы звонков, типы вместимости, конфигурации, размещённое оборудование, состояние инженерных систем и коммуникаций. Дополнительно реализована возможность составления заявок на ремонт и </w:t>
-      </w:r>
-      <w:proofErr w:type="spellStart"/>
-      <w:r>
-        <w:rPr>
-          <w:rFonts w:ascii="Times New Roman" w:hAnsi="Times New Roman" w:cs="Times New Roman"/>
-          <w:sz w:val="28"/>
-          <w:szCs w:val="28"/>
-        </w:rPr>
-        <w:t>доукомплектацию</w:t>
-      </w:r>
-      <w:proofErr w:type="spellEnd"/>
-      <w:r>
-        <w:rPr>
-          <w:rFonts w:ascii="Times New Roman" w:hAnsi="Times New Roman" w:cs="Times New Roman"/>
-          <w:sz w:val="28"/>
-          <w:szCs w:val="28"/>
-        </w:rPr>
-        <w:t xml:space="preserve"> аудиторий.</w:t>
+        <w:t>свыше 35 000 верифицированных пользователей. Система позиционируется как основная система учёта помещений МГУ и предусматривает описание широкого спектра характеристик помещений: назначение, часовой пояс, используемые схемы звонков, типы вместимости, конфигурации, размещённое оборудование, состояние инженерных систем и коммуникаций. Дополнительно реализована возможность составления заявок на ремонт и доукомплектацию аудиторий.</w:t>
       </w:r>
     </w:p>
     <w:p>
@@ -1437,7 +1096,7 @@
           <w:sz w:val="28"/>
           <w:szCs w:val="28"/>
         </w:rPr>
-        <w:t>— Сравнительный анализ систем-аналогов*</w:t>
+        <w:t>— Сравнительный анализ систем-аналогов</w:t>
       </w:r>
     </w:p>
     <w:tbl>
@@ -1525,29 +1184,7 @@
                 <w:szCs w:val="28"/>
                 <w:lang w:eastAsia="ru-RU"/>
               </w:rPr>
-              <w:t>1</w:t>
-            </w:r>
-            <w:proofErr w:type="gramStart"/>
-            <w:r>
-              <w:rPr>
-                <w:rFonts w:ascii="Times New Roman" w:eastAsia="Times New Roman" w:hAnsi="Times New Roman" w:cs="Times New Roman"/>
-                <w:color w:val="000000"/>
-                <w:sz w:val="28"/>
-                <w:szCs w:val="28"/>
-                <w:lang w:eastAsia="ru-RU"/>
-              </w:rPr>
-              <w:t>С:Университет</w:t>
-            </w:r>
-            <w:proofErr w:type="gramEnd"/>
-            <w:r>
-              <w:rPr>
-                <w:rFonts w:ascii="Times New Roman" w:eastAsia="Times New Roman" w:hAnsi="Times New Roman" w:cs="Times New Roman"/>
-                <w:color w:val="000000"/>
-                <w:sz w:val="28"/>
-                <w:szCs w:val="28"/>
-                <w:lang w:eastAsia="ru-RU"/>
-              </w:rPr>
-              <w:t xml:space="preserve"> (с модулем)</w:t>
+              <w:t>1С:Университет (с модулем)</w:t>
             </w:r>
           </w:p>
         </w:tc>
@@ -2275,18 +1912,7 @@
                 <w:szCs w:val="28"/>
                 <w:lang w:eastAsia="ru-RU"/>
               </w:rPr>
-              <w:t xml:space="preserve">Интеграция с существующими </w:t>
-            </w:r>
-            <w:r>
-              <w:rPr>
-                <w:rFonts w:ascii="Times New Roman" w:eastAsia="Times New Roman" w:hAnsi="Times New Roman" w:cs="Times New Roman"/>
-                <w:color w:val="000000"/>
-                <w:sz w:val="28"/>
-                <w:szCs w:val="28"/>
-                <w:lang w:eastAsia="ru-RU"/>
-              </w:rPr>
-              <w:lastRenderedPageBreak/>
-              <w:t>информационными системами</w:t>
+              <w:t>Интеграция с существующими информационными системами</w:t>
             </w:r>
           </w:p>
         </w:tc>
@@ -2323,7 +1949,6 @@
                 <w:szCs w:val="28"/>
                 <w:lang w:eastAsia="ru-RU"/>
               </w:rPr>
-              <w:lastRenderedPageBreak/>
               <w:t>+</w:t>
             </w:r>
           </w:p>
@@ -2440,6 +2065,7 @@
                 <w:szCs w:val="28"/>
                 <w:lang w:eastAsia="ru-RU"/>
               </w:rPr>
+              <w:lastRenderedPageBreak/>
               <w:t>Простота внедрения и настройки</w:t>
             </w:r>
           </w:p>
@@ -2816,7 +2442,6 @@
               </w:rPr>
               <w:t xml:space="preserve">примерно 3000 </w:t>
             </w:r>
-            <w:proofErr w:type="spellStart"/>
             <w:r>
               <w:rPr>
                 <w:rFonts w:ascii="Times New Roman" w:eastAsia="Times New Roman" w:hAnsi="Times New Roman" w:cs="Times New Roman"/>
@@ -2827,7 +2452,6 @@
               </w:rPr>
               <w:t>руб</w:t>
             </w:r>
-            <w:proofErr w:type="spellEnd"/>
           </w:p>
         </w:tc>
       </w:tr>
@@ -3002,25 +2626,7 @@
           <w:sz w:val="28"/>
           <w:szCs w:val="28"/>
         </w:rPr>
-        <w:t>Проведённый анализ показывает, что на рынке представлены зрелые коммерческие решения (1</w:t>
-      </w:r>
-      <w:proofErr w:type="gramStart"/>
-      <w:r>
-        <w:rPr>
-          <w:rFonts w:ascii="Times New Roman" w:hAnsi="Times New Roman" w:cs="Times New Roman"/>
-          <w:sz w:val="28"/>
-          <w:szCs w:val="28"/>
-        </w:rPr>
-        <w:t>С:Университет</w:t>
-      </w:r>
-      <w:proofErr w:type="gramEnd"/>
-      <w:r>
-        <w:rPr>
-          <w:rFonts w:ascii="Times New Roman" w:hAnsi="Times New Roman" w:cs="Times New Roman"/>
-          <w:sz w:val="28"/>
-          <w:szCs w:val="28"/>
-        </w:rPr>
-        <w:t>, Галактика ВУЗ + РУЗ), однако все они либо имеют высокую стоимость владения и сложны во внедрении, либо ориентированы на специфику конкретного вуза, либо недостаточно адаптированы к российским требованиям. Кроме того, многие системы реализуют только часть необходимого функционала — например, только учёт помещений или только составление расписания, — что не позволяет решать задачу комплексного управления аудиторным фондом в рамках единого инструмента. Таким образом, разработка собственной системы является обоснованным и целесообразным решением, позволяющим учесть специфику конкретной образовательной организации, обеспечить необходимую функциональную полноту и оптимизировать затраты.</w:t>
+        <w:t>Проведённый анализ показывает, что на рынке представлены зрелые коммерческие решения (1С:Университет, Галактика ВУЗ + РУЗ), однако все они либо имеют высокую стоимость владения и сложны во внедрении, либо ориентированы на специфику конкретного вуза, либо недостаточно адаптированы к российским требованиям. Кроме того, многие системы реализуют только часть необходимого функционала — например, только учёт помещений или только составление расписания, — что не позволяет решать задачу комплексного управления аудиторным фондом в рамках единого инструмента. Таким образом, разработка собственной системы является обоснованным и целесообразным решением, позволяющим учесть специфику конкретной образовательной организации, обеспечить необходимую функциональную полноту и оптимизировать затраты.</w:t>
       </w:r>
     </w:p>
     <w:p>
@@ -3146,7 +2752,7 @@
           <w:sz w:val="28"/>
           <w:szCs w:val="28"/>
         </w:rPr>
-        <w:t>Для достижения сформулированной цели в рамках дипломного проектирования необходимо решить комплекс взаимосвязанных задач: выполнить проектирование базы данных, обеспечивающей хранение информации; разработать клиент-серверное веб-приложение, реализующее функциональность системы в соответствии с ролевой моделью доступа; обеспечить интеграцию с существующими в образовательной организации справочниками учебных групп, преподавательского состава; реализовать механизмы автоматического контроля конфликтов при бронировании и уведомления пользователей об изменениях.</w:t>
+        <w:t>Для достижения сформулированной цели в рамках дипломного проектирования необходимо решить комплекс взаимосвязанных задач: выполнить проектирование базы данных, обеспечивающей хранение информации; разработать клиент-серверное веб-приложение, реализующее функциональность системы в соответствии с ролевой моделью доступа; обеспечить интеграцию с существующими в образовательной организации справочниками, преподавательского состава; реализовать механизмы автоматического контроля конфликтов при бронировании и уведомления пользователей об изменениях.</w:t>
       </w:r>
     </w:p>
     <w:p>
@@ -3192,7 +2798,7 @@
           <w:sz w:val="28"/>
           <w:szCs w:val="28"/>
         </w:rPr>
-        <w:t xml:space="preserve">Модуль аутентификации и авторизации: </w:t>
+        <w:t xml:space="preserve">Модуль аутентификации и авторизации </w:t>
       </w:r>
       <w:r>
         <w:rPr>
@@ -3210,8 +2816,6 @@
         </w:rPr>
         <w:t>Сотрудник</w:t>
       </w:r>
-      <w:bookmarkStart w:id="0" w:name="_GoBack"/>
-      <w:bookmarkEnd w:id="0"/>
       <w:r>
         <w:rPr>
           <w:rFonts w:ascii="Times New Roman" w:hAnsi="Times New Roman" w:cs="Times New Roman"/>
@@ -3252,27 +2856,7 @@
           <w:sz w:val="28"/>
           <w:szCs w:val="28"/>
         </w:rPr>
-        <w:t>Административный модуль (</w:t>
-      </w:r>
-      <w:proofErr w:type="spellStart"/>
-      <w:r>
-        <w:rPr>
-          <w:rFonts w:ascii="Times New Roman" w:hAnsi="Times New Roman" w:cs="Times New Roman"/>
-          <w:b/>
-          <w:sz w:val="28"/>
-          <w:szCs w:val="28"/>
-        </w:rPr>
-        <w:t>Back-office</w:t>
-      </w:r>
-      <w:proofErr w:type="spellEnd"/>
-      <w:r>
-        <w:rPr>
-          <w:rFonts w:ascii="Times New Roman" w:hAnsi="Times New Roman" w:cs="Times New Roman"/>
-          <w:b/>
-          <w:sz w:val="28"/>
-          <w:szCs w:val="28"/>
-        </w:rPr>
-        <w:t>):</w:t>
+        <w:t>Административный модуль (Back-office)</w:t>
       </w:r>
       <w:r>
         <w:rPr>
@@ -3338,7 +2922,7 @@
           <w:sz w:val="28"/>
           <w:szCs w:val="28"/>
         </w:rPr>
-        <w:t>Модуль управления бронированием:</w:t>
+        <w:t>Модуль управления бронированием</w:t>
       </w:r>
       <w:r>
         <w:rPr>
@@ -3355,18 +2939,8 @@
           <w:szCs w:val="28"/>
         </w:rPr>
         <w:lastRenderedPageBreak/>
-        <w:t xml:space="preserve">аудиторий (графическое представление), принимать и обрабатывать заявки от преподавателей, утверждать </w:t>
-      </w:r>
-      <w:proofErr w:type="gramStart"/>
-      <w:r>
-        <w:rPr>
-          <w:rFonts w:ascii="Times New Roman" w:hAnsi="Times New Roman" w:cs="Times New Roman"/>
-          <w:sz w:val="28"/>
-          <w:szCs w:val="28"/>
-        </w:rPr>
-        <w:t>бронирования..</w:t>
-      </w:r>
-      <w:proofErr w:type="gramEnd"/>
+        <w:t>аудиторий (графическое представление), принимать и обрабатывать заявки от преподавателей, утверждать бронирования.</w:t>
+      </w:r>
     </w:p>
     <w:p>
       <w:pPr>
@@ -3391,7 +2965,7 @@
           <w:sz w:val="28"/>
           <w:szCs w:val="28"/>
         </w:rPr>
-        <w:t>Модуль личного кабинета преподавателя:</w:t>
+        <w:t>Модуль личного кабинета преподавателя</w:t>
       </w:r>
       <w:r>
         <w:rPr>
@@ -3450,6 +3024,7 @@
         <w:jc w:val="both"/>
         <w:rPr>
           <w:rFonts w:ascii="Times New Roman" w:hAnsi="Times New Roman" w:cs="Times New Roman"/>
+          <w:color w:val="EE0000"/>
           <w:sz w:val="28"/>
           <w:szCs w:val="28"/>
         </w:rPr>
@@ -3469,7 +3044,41 @@
           <w:sz w:val="28"/>
           <w:szCs w:val="28"/>
         </w:rPr>
-        <w:t>Обоснование Выбора средств проектирования и разработки ПП</w:t>
+        <w:t xml:space="preserve">Обоснование </w:t>
+      </w:r>
+      <w:r>
+        <w:rPr>
+          <w:rFonts w:ascii="Times New Roman" w:hAnsi="Times New Roman" w:cs="Times New Roman"/>
+          <w:sz w:val="28"/>
+          <w:szCs w:val="28"/>
+        </w:rPr>
+        <w:t>в</w:t>
+      </w:r>
+      <w:r>
+        <w:rPr>
+          <w:rFonts w:ascii="Times New Roman" w:hAnsi="Times New Roman" w:cs="Times New Roman"/>
+          <w:sz w:val="28"/>
+          <w:szCs w:val="28"/>
+        </w:rPr>
+        <w:t xml:space="preserve">ыбора средств проектирования и разработки </w:t>
+      </w:r>
+      <w:r>
+        <w:rPr>
+          <w:rFonts w:ascii="Times New Roman" w:hAnsi="Times New Roman" w:cs="Times New Roman"/>
+          <w:color w:val="EE0000"/>
+          <w:sz w:val="28"/>
+          <w:szCs w:val="28"/>
+        </w:rPr>
+        <w:t>ПП</w:t>
+      </w:r>
+      <w:r>
+        <w:rPr>
+          <w:rFonts w:ascii="Times New Roman" w:hAnsi="Times New Roman" w:cs="Times New Roman"/>
+          <w:color w:val="EE0000"/>
+          <w:sz w:val="28"/>
+          <w:szCs w:val="28"/>
+        </w:rPr>
+        <w:t xml:space="preserve"> (…)</w:t>
       </w:r>
     </w:p>
     <w:p>
@@ -3543,30 +3152,6 @@
           <w:szCs w:val="28"/>
         </w:rPr>
       </w:pPr>
-    </w:p>
-    <w:p>
-      <w:pPr>
-        <w:spacing w:after="0" w:line="360" w:lineRule="auto"/>
-        <w:ind w:firstLine="709"/>
-        <w:jc w:val="both"/>
-        <w:rPr>
-          <w:rFonts w:ascii="Times New Roman" w:hAnsi="Times New Roman" w:cs="Times New Roman"/>
-          <w:sz w:val="28"/>
-          <w:szCs w:val="28"/>
-        </w:rPr>
-      </w:pPr>
-    </w:p>
-    <w:p>
-      <w:pPr>
-        <w:spacing w:after="0" w:line="360" w:lineRule="auto"/>
-        <w:ind w:firstLine="709"/>
-        <w:jc w:val="both"/>
-        <w:rPr>
-          <w:rFonts w:ascii="Times New Roman" w:hAnsi="Times New Roman" w:cs="Times New Roman"/>
-          <w:sz w:val="28"/>
-          <w:szCs w:val="28"/>
-        </w:rPr>
-      </w:pPr>
       <w:r>
         <w:rPr>
           <w:rFonts w:ascii="Times New Roman" w:hAnsi="Times New Roman" w:cs="Times New Roman"/>
@@ -3613,62 +3198,16 @@
           <w:sz w:val="28"/>
           <w:szCs w:val="28"/>
         </w:rPr>
+        <w:t xml:space="preserve">Серверная часть разворачивается на выделенном физическом или виртуальном сервере под управлением операционной системы семейства </w:t>
+      </w:r>
+      <w:r>
+        <w:rPr>
+          <w:rFonts w:ascii="Times New Roman" w:hAnsi="Times New Roman" w:cs="Times New Roman"/>
+          <w:sz w:val="28"/>
+          <w:szCs w:val="28"/>
+        </w:rPr>
         <w:lastRenderedPageBreak/>
-        <w:t xml:space="preserve">Серверная часть разворачивается на выделенном физическом или виртуальном сервере под управлением операционной системы семейства </w:t>
-      </w:r>
-      <w:proofErr w:type="spellStart"/>
-      <w:r>
-        <w:rPr>
-          <w:rFonts w:ascii="Times New Roman" w:hAnsi="Times New Roman" w:cs="Times New Roman"/>
-          <w:sz w:val="28"/>
-          <w:szCs w:val="28"/>
-        </w:rPr>
-        <w:t>Linux</w:t>
-      </w:r>
-      <w:proofErr w:type="spellEnd"/>
-      <w:r>
-        <w:rPr>
-          <w:rFonts w:ascii="Times New Roman" w:hAnsi="Times New Roman" w:cs="Times New Roman"/>
-          <w:sz w:val="28"/>
-          <w:szCs w:val="28"/>
-        </w:rPr>
-        <w:t xml:space="preserve"> или </w:t>
-      </w:r>
-      <w:proofErr w:type="spellStart"/>
-      <w:r>
-        <w:rPr>
-          <w:rFonts w:ascii="Times New Roman" w:hAnsi="Times New Roman" w:cs="Times New Roman"/>
-          <w:sz w:val="28"/>
-          <w:szCs w:val="28"/>
-        </w:rPr>
-        <w:t>Windows</w:t>
-      </w:r>
-      <w:proofErr w:type="spellEnd"/>
-      <w:r>
-        <w:rPr>
-          <w:rFonts w:ascii="Times New Roman" w:hAnsi="Times New Roman" w:cs="Times New Roman"/>
-          <w:sz w:val="28"/>
-          <w:szCs w:val="28"/>
-        </w:rPr>
-        <w:t xml:space="preserve"> </w:t>
-      </w:r>
-      <w:proofErr w:type="spellStart"/>
-      <w:r>
-        <w:rPr>
-          <w:rFonts w:ascii="Times New Roman" w:hAnsi="Times New Roman" w:cs="Times New Roman"/>
-          <w:sz w:val="28"/>
-          <w:szCs w:val="28"/>
-        </w:rPr>
-        <w:t>Server</w:t>
-      </w:r>
-      <w:proofErr w:type="spellEnd"/>
-      <w:r>
-        <w:rPr>
-          <w:rFonts w:ascii="Times New Roman" w:hAnsi="Times New Roman" w:cs="Times New Roman"/>
-          <w:sz w:val="28"/>
-          <w:szCs w:val="28"/>
-        </w:rPr>
-        <w:t>. Минимальные аппаратные характеристики сервера включают четырёхъядерный процессор с тактовой частотой не ниже 2,5 ГГц, оперативную память объёмом не менее 16 ГБ и дисковую подсистему на базе твердотельных накопителей (SSD) объёмом от 250 ГБ для размещения операционной системы, исполняемого кода приложения и базы данных. Объём дискового пространства рассчитывается с запасом на пятилетний период эксплуатации с учётом прогнозируемого роста данных о расписании, заявках, аудиториях и пользовательских учётных записях.</w:t>
+        <w:t>Linux или Windows Server. Минимальные аппаратные характеристики сервера включают четырёхъядерный процессор с тактовой частотой не ниже 2,5 ГГц, оперативную память объёмом не менее 16 ГБ и дисковую подсистему на базе твердотельных накопителей (SSD) объёмом от 250 ГБ для размещения операционной системы, исполняемого кода приложения и базы данных. Объём дискового пространства рассчитывается с запасом на пятилетний период эксплуатации с учётом прогнозируемого роста данных о расписании, заявках, аудиториях и пользовательских учётных записях.</w:t>
       </w:r>
     </w:p>
     <w:p>
@@ -3782,18 +3321,6 @@
           <w:szCs w:val="28"/>
         </w:rPr>
       </w:pPr>
-    </w:p>
-    <w:p>
-      <w:pPr>
-        <w:spacing w:after="0" w:line="360" w:lineRule="auto"/>
-        <w:ind w:firstLine="709"/>
-        <w:jc w:val="both"/>
-        <w:rPr>
-          <w:rFonts w:ascii="Times New Roman" w:hAnsi="Times New Roman" w:cs="Times New Roman"/>
-          <w:sz w:val="28"/>
-          <w:szCs w:val="28"/>
-        </w:rPr>
-      </w:pPr>
       <w:r>
         <w:rPr>
           <w:rFonts w:ascii="Times New Roman" w:hAnsi="Times New Roman" w:cs="Times New Roman"/>
@@ -3820,62 +3347,16 @@
           <w:sz w:val="28"/>
           <w:szCs w:val="28"/>
         </w:rPr>
+        <w:t xml:space="preserve">Программное обеспечение системы должно быть построено на базе свободно распространяемых или доступных по академическим лицензиям компонентов, что минимизирует затраты на приобретение и сопровождение. </w:t>
+      </w:r>
+      <w:r>
+        <w:rPr>
+          <w:rFonts w:ascii="Times New Roman" w:hAnsi="Times New Roman" w:cs="Times New Roman"/>
+          <w:sz w:val="28"/>
+          <w:szCs w:val="28"/>
+        </w:rPr>
         <w:lastRenderedPageBreak/>
-        <w:t xml:space="preserve">Программное обеспечение системы должно быть построено на базе свободно распространяемых или доступных по академическим лицензиям компонентов, что минимизирует затраты на приобретение и сопровождение. В качестве серверной операционной системы рекомендуется использовать </w:t>
-      </w:r>
-      <w:proofErr w:type="spellStart"/>
-      <w:r>
-        <w:rPr>
-          <w:rFonts w:ascii="Times New Roman" w:hAnsi="Times New Roman" w:cs="Times New Roman"/>
-          <w:sz w:val="28"/>
-          <w:szCs w:val="28"/>
-        </w:rPr>
-        <w:t>Ubuntu</w:t>
-      </w:r>
-      <w:proofErr w:type="spellEnd"/>
-      <w:r>
-        <w:rPr>
-          <w:rFonts w:ascii="Times New Roman" w:hAnsi="Times New Roman" w:cs="Times New Roman"/>
-          <w:sz w:val="28"/>
-          <w:szCs w:val="28"/>
-        </w:rPr>
-        <w:t xml:space="preserve"> </w:t>
-      </w:r>
-      <w:proofErr w:type="spellStart"/>
-      <w:r>
-        <w:rPr>
-          <w:rFonts w:ascii="Times New Roman" w:hAnsi="Times New Roman" w:cs="Times New Roman"/>
-          <w:sz w:val="28"/>
-          <w:szCs w:val="28"/>
-        </w:rPr>
-        <w:t>Server</w:t>
-      </w:r>
-      <w:proofErr w:type="spellEnd"/>
-      <w:r>
-        <w:rPr>
-          <w:rFonts w:ascii="Times New Roman" w:hAnsi="Times New Roman" w:cs="Times New Roman"/>
-          <w:sz w:val="28"/>
-          <w:szCs w:val="28"/>
-        </w:rPr>
-        <w:t xml:space="preserve"> 22.04 LTS или </w:t>
-      </w:r>
-      <w:proofErr w:type="spellStart"/>
-      <w:r>
-        <w:rPr>
-          <w:rFonts w:ascii="Times New Roman" w:hAnsi="Times New Roman" w:cs="Times New Roman"/>
-          <w:sz w:val="28"/>
-          <w:szCs w:val="28"/>
-        </w:rPr>
-        <w:t>Debian</w:t>
-      </w:r>
-      <w:proofErr w:type="spellEnd"/>
-      <w:r>
-        <w:rPr>
-          <w:rFonts w:ascii="Times New Roman" w:hAnsi="Times New Roman" w:cs="Times New Roman"/>
-          <w:sz w:val="28"/>
-          <w:szCs w:val="28"/>
-        </w:rPr>
-        <w:t xml:space="preserve"> 12, отличающиеся высокой стабильностью, длительным сроком поддержки и широким набором предустановленных пакетов.</w:t>
+        <w:t>В качестве серверной операционной системы рекомендуется использовать Ubuntu Server 22.04 LTS или Debian 12, отличающиеся высокой стабильностью, длительным сроком поддержки и широким набором предустановленных пакетов.</w:t>
       </w:r>
     </w:p>
     <w:p>
@@ -4021,7 +3502,7 @@
 </file>
 
 <file path=word/numbering.xml><?xml version="1.0" encoding="utf-8"?>
-<w:numbering xmlns:wpc="http://schemas.microsoft.com/office/word/2010/wordprocessingCanvas" xmlns:cx="http://schemas.microsoft.com/office/drawing/2014/chartex" xmlns:cx1="http://schemas.microsoft.com/office/drawing/2015/9/8/chartex" xmlns:cx2="http://schemas.microsoft.com/office/drawing/2015/10/21/chartex" xmlns:cx3="http://schemas.microsoft.com/office/drawing/2016/5/9/chartex" xmlns:cx4="http://schemas.microsoft.com/office/drawing/2016/5/10/chartex" xmlns:cx5="http://schemas.microsoft.com/office/drawing/2016/5/11/chartex" xmlns:cx6="http://schemas.microsoft.com/office/drawing/2016/5/12/chartex" xmlns:cx7="http://schemas.microsoft.com/office/drawing/2016/5/13/chartex" xmlns:cx8="http://schemas.microsoft.com/office/drawing/2016/5/14/chartex" xmlns:mc="http://schemas.openxmlformats.org/markup-compatibility/2006" xmlns:aink="http://schemas.microsoft.com/office/drawing/2016/ink" xmlns:am3d="http://schemas.microsoft.com/office/drawing/2017/model3d" xmlns:o="urn:schemas-microsoft-com:office:office" xmlns:r="http://schemas.openxmlformats.org/officeDocument/2006/relationships" xmlns:m="http://schemas.openxmlformats.org/officeDocument/2006/math" xmlns:v="urn:schemas-microsoft-com:vml" xmlns:wp14="http://schemas.microsoft.com/office/word/2010/wordprocessingDrawing" xmlns:wp="http://schemas.openxmlformats.org/drawingml/2006/wordprocessingDrawing" xmlns:w10="urn:schemas-microsoft-com:office:word" xmlns:w="http://schemas.openxmlformats.org/wordprocessingml/2006/main" xmlns:w14="http://schemas.microsoft.com/office/word/2010/wordml" xmlns:w15="http://schemas.microsoft.com/office/word/2012/wordml" xmlns:w16cid="http://schemas.microsoft.com/office/word/2016/wordml/cid" xmlns:w16se="http://schemas.microsoft.com/office/word/2015/wordml/symex" xmlns:wpg="http://schemas.microsoft.com/office/word/2010/wordprocessingGroup" xmlns:wpi="http://schemas.microsoft.com/office/word/2010/wordprocessingInk" xmlns:wne="http://schemas.microsoft.com/office/word/2006/wordml" xmlns:wps="http://schemas.microsoft.com/office/word/2010/wordprocessingShape" mc:Ignorable="w14 w15 w16se w16cid wp14">
+<w:numbering xmlns:wpc="http://schemas.microsoft.com/office/word/2010/wordprocessingCanvas" xmlns:cx="http://schemas.microsoft.com/office/drawing/2014/chartex" xmlns:cx1="http://schemas.microsoft.com/office/drawing/2015/9/8/chartex" xmlns:cx2="http://schemas.microsoft.com/office/drawing/2015/10/21/chartex" xmlns:cx3="http://schemas.microsoft.com/office/drawing/2016/5/9/chartex" xmlns:cx4="http://schemas.microsoft.com/office/drawing/2016/5/10/chartex" xmlns:cx5="http://schemas.microsoft.com/office/drawing/2016/5/11/chartex" xmlns:cx6="http://schemas.microsoft.com/office/drawing/2016/5/12/chartex" xmlns:cx7="http://schemas.microsoft.com/office/drawing/2016/5/13/chartex" xmlns:cx8="http://schemas.microsoft.com/office/drawing/2016/5/14/chartex" xmlns:mc="http://schemas.openxmlformats.org/markup-compatibility/2006" xmlns:aink="http://schemas.microsoft.com/office/drawing/2016/ink" xmlns:am3d="http://schemas.microsoft.com/office/drawing/2017/model3d" xmlns:o="urn:schemas-microsoft-com:office:office" xmlns:oel="http://schemas.microsoft.com/office/2019/extlst" xmlns:r="http://schemas.openxmlformats.org/officeDocument/2006/relationships" xmlns:m="http://schemas.openxmlformats.org/officeDocument/2006/math" xmlns:v="urn:schemas-microsoft-com:vml" xmlns:wp14="http://schemas.microsoft.com/office/word/2010/wordprocessingDrawing" xmlns:wp="http://schemas.openxmlformats.org/drawingml/2006/wordprocessingDrawing" xmlns:w10="urn:schemas-microsoft-com:office:word" xmlns:w="http://schemas.openxmlformats.org/wordprocessingml/2006/main" xmlns:w14="http://schemas.microsoft.com/office/word/2010/wordml" xmlns:w15="http://schemas.microsoft.com/office/word/2012/wordml" xmlns:w16cex="http://schemas.microsoft.com/office/word/2018/wordml/cex" xmlns:w16cid="http://schemas.microsoft.com/office/word/2016/wordml/cid" xmlns:w16="http://schemas.microsoft.com/office/word/2018/wordml" xmlns:w16du="http://schemas.microsoft.com/office/word/2023/wordml/word16du" xmlns:w16sdtdh="http://schemas.microsoft.com/office/word/2020/wordml/sdtdatahash" xmlns:w16sdtfl="http://schemas.microsoft.com/office/word/2024/wordml/sdtformatlock" xmlns:w16se="http://schemas.microsoft.com/office/word/2015/wordml/symex" xmlns:wpg="http://schemas.microsoft.com/office/word/2010/wordprocessingGroup" xmlns:wpi="http://schemas.microsoft.com/office/word/2010/wordprocessingInk" xmlns:wne="http://schemas.microsoft.com/office/word/2006/wordml" xmlns:wps="http://schemas.microsoft.com/office/word/2010/wordprocessingShape" mc:Ignorable="w14 w15 w16se w16cid w16 w16cex w16sdtdh w16sdtfl w16du wp14">
   <w:abstractNum w:abstractNumId="0" w15:restartNumberingAfterBreak="0">
     <w:nsid w:val="114D666B"/>
     <w:multiLevelType w:val="hybridMultilevel"/>
@@ -4108,14 +3589,223 @@
       </w:pPr>
     </w:lvl>
   </w:abstractNum>
-  <w:num w:numId="1">
+  <w:abstractNum w:abstractNumId="1" w15:restartNumberingAfterBreak="0">
+    <w:nsid w:val="7179002F"/>
+    <w:multiLevelType w:val="hybridMultilevel"/>
+    <w:tmpl w:val="B0647192"/>
+    <w:lvl w:ilvl="0" w:tplc="368C070C">
+      <w:start w:val="1"/>
+      <w:numFmt w:val="decimal"/>
+      <w:lvlText w:val="%1."/>
+      <w:lvlJc w:val="left"/>
+      <w:pPr>
+        <w:ind w:left="1414" w:hanging="705"/>
+      </w:pPr>
+      <w:rPr>
+        <w:rFonts w:hint="default"/>
+        <w:color w:val="auto"/>
+      </w:rPr>
+    </w:lvl>
+    <w:lvl w:ilvl="1" w:tplc="04190019" w:tentative="1">
+      <w:start w:val="1"/>
+      <w:numFmt w:val="lowerLetter"/>
+      <w:lvlText w:val="%2."/>
+      <w:lvlJc w:val="left"/>
+      <w:pPr>
+        <w:ind w:left="1789" w:hanging="360"/>
+      </w:pPr>
+    </w:lvl>
+    <w:lvl w:ilvl="2" w:tplc="0419001B" w:tentative="1">
+      <w:start w:val="1"/>
+      <w:numFmt w:val="lowerRoman"/>
+      <w:lvlText w:val="%3."/>
+      <w:lvlJc w:val="right"/>
+      <w:pPr>
+        <w:ind w:left="2509" w:hanging="180"/>
+      </w:pPr>
+    </w:lvl>
+    <w:lvl w:ilvl="3" w:tplc="0419000F" w:tentative="1">
+      <w:start w:val="1"/>
+      <w:numFmt w:val="decimal"/>
+      <w:lvlText w:val="%4."/>
+      <w:lvlJc w:val="left"/>
+      <w:pPr>
+        <w:ind w:left="3229" w:hanging="360"/>
+      </w:pPr>
+    </w:lvl>
+    <w:lvl w:ilvl="4" w:tplc="04190019" w:tentative="1">
+      <w:start w:val="1"/>
+      <w:numFmt w:val="lowerLetter"/>
+      <w:lvlText w:val="%5."/>
+      <w:lvlJc w:val="left"/>
+      <w:pPr>
+        <w:ind w:left="3949" w:hanging="360"/>
+      </w:pPr>
+    </w:lvl>
+    <w:lvl w:ilvl="5" w:tplc="0419001B" w:tentative="1">
+      <w:start w:val="1"/>
+      <w:numFmt w:val="lowerRoman"/>
+      <w:lvlText w:val="%6."/>
+      <w:lvlJc w:val="right"/>
+      <w:pPr>
+        <w:ind w:left="4669" w:hanging="180"/>
+      </w:pPr>
+    </w:lvl>
+    <w:lvl w:ilvl="6" w:tplc="0419000F" w:tentative="1">
+      <w:start w:val="1"/>
+      <w:numFmt w:val="decimal"/>
+      <w:lvlText w:val="%7."/>
+      <w:lvlJc w:val="left"/>
+      <w:pPr>
+        <w:ind w:left="5389" w:hanging="360"/>
+      </w:pPr>
+    </w:lvl>
+    <w:lvl w:ilvl="7" w:tplc="04190019" w:tentative="1">
+      <w:start w:val="1"/>
+      <w:numFmt w:val="lowerLetter"/>
+      <w:lvlText w:val="%8."/>
+      <w:lvlJc w:val="left"/>
+      <w:pPr>
+        <w:ind w:left="6109" w:hanging="360"/>
+      </w:pPr>
+    </w:lvl>
+    <w:lvl w:ilvl="8" w:tplc="0419001B" w:tentative="1">
+      <w:start w:val="1"/>
+      <w:numFmt w:val="lowerRoman"/>
+      <w:lvlText w:val="%9."/>
+      <w:lvlJc w:val="right"/>
+      <w:pPr>
+        <w:ind w:left="6829" w:hanging="180"/>
+      </w:pPr>
+    </w:lvl>
+  </w:abstractNum>
+  <w:abstractNum w:abstractNumId="2" w15:restartNumberingAfterBreak="0">
+    <w:nsid w:val="7D7721F4"/>
+    <w:multiLevelType w:val="hybridMultilevel"/>
+    <w:tmpl w:val="669E28A0"/>
+    <w:lvl w:ilvl="0" w:tplc="04190001">
+      <w:start w:val="1"/>
+      <w:numFmt w:val="bullet"/>
+      <w:lvlText w:val=""/>
+      <w:lvlJc w:val="left"/>
+      <w:pPr>
+        <w:ind w:left="1429" w:hanging="360"/>
+      </w:pPr>
+      <w:rPr>
+        <w:rFonts w:ascii="Symbol" w:hAnsi="Symbol" w:hint="default"/>
+      </w:rPr>
+    </w:lvl>
+    <w:lvl w:ilvl="1" w:tplc="04190003" w:tentative="1">
+      <w:start w:val="1"/>
+      <w:numFmt w:val="bullet"/>
+      <w:lvlText w:val="o"/>
+      <w:lvlJc w:val="left"/>
+      <w:pPr>
+        <w:ind w:left="2149" w:hanging="360"/>
+      </w:pPr>
+      <w:rPr>
+        <w:rFonts w:ascii="Courier New" w:hAnsi="Courier New" w:cs="Courier New" w:hint="default"/>
+      </w:rPr>
+    </w:lvl>
+    <w:lvl w:ilvl="2" w:tplc="04190005" w:tentative="1">
+      <w:start w:val="1"/>
+      <w:numFmt w:val="bullet"/>
+      <w:lvlText w:val=""/>
+      <w:lvlJc w:val="left"/>
+      <w:pPr>
+        <w:ind w:left="2869" w:hanging="360"/>
+      </w:pPr>
+      <w:rPr>
+        <w:rFonts w:ascii="Wingdings" w:hAnsi="Wingdings" w:hint="default"/>
+      </w:rPr>
+    </w:lvl>
+    <w:lvl w:ilvl="3" w:tplc="04190001" w:tentative="1">
+      <w:start w:val="1"/>
+      <w:numFmt w:val="bullet"/>
+      <w:lvlText w:val=""/>
+      <w:lvlJc w:val="left"/>
+      <w:pPr>
+        <w:ind w:left="3589" w:hanging="360"/>
+      </w:pPr>
+      <w:rPr>
+        <w:rFonts w:ascii="Symbol" w:hAnsi="Symbol" w:hint="default"/>
+      </w:rPr>
+    </w:lvl>
+    <w:lvl w:ilvl="4" w:tplc="04190003" w:tentative="1">
+      <w:start w:val="1"/>
+      <w:numFmt w:val="bullet"/>
+      <w:lvlText w:val="o"/>
+      <w:lvlJc w:val="left"/>
+      <w:pPr>
+        <w:ind w:left="4309" w:hanging="360"/>
+      </w:pPr>
+      <w:rPr>
+        <w:rFonts w:ascii="Courier New" w:hAnsi="Courier New" w:cs="Courier New" w:hint="default"/>
+      </w:rPr>
+    </w:lvl>
+    <w:lvl w:ilvl="5" w:tplc="04190005" w:tentative="1">
+      <w:start w:val="1"/>
+      <w:numFmt w:val="bullet"/>
+      <w:lvlText w:val=""/>
+      <w:lvlJc w:val="left"/>
+      <w:pPr>
+        <w:ind w:left="5029" w:hanging="360"/>
+      </w:pPr>
+      <w:rPr>
+        <w:rFonts w:ascii="Wingdings" w:hAnsi="Wingdings" w:hint="default"/>
+      </w:rPr>
+    </w:lvl>
+    <w:lvl w:ilvl="6" w:tplc="04190001" w:tentative="1">
+      <w:start w:val="1"/>
+      <w:numFmt w:val="bullet"/>
+      <w:lvlText w:val=""/>
+      <w:lvlJc w:val="left"/>
+      <w:pPr>
+        <w:ind w:left="5749" w:hanging="360"/>
+      </w:pPr>
+      <w:rPr>
+        <w:rFonts w:ascii="Symbol" w:hAnsi="Symbol" w:hint="default"/>
+      </w:rPr>
+    </w:lvl>
+    <w:lvl w:ilvl="7" w:tplc="04190003" w:tentative="1">
+      <w:start w:val="1"/>
+      <w:numFmt w:val="bullet"/>
+      <w:lvlText w:val="o"/>
+      <w:lvlJc w:val="left"/>
+      <w:pPr>
+        <w:ind w:left="6469" w:hanging="360"/>
+      </w:pPr>
+      <w:rPr>
+        <w:rFonts w:ascii="Courier New" w:hAnsi="Courier New" w:cs="Courier New" w:hint="default"/>
+      </w:rPr>
+    </w:lvl>
+    <w:lvl w:ilvl="8" w:tplc="04190005" w:tentative="1">
+      <w:start w:val="1"/>
+      <w:numFmt w:val="bullet"/>
+      <w:lvlText w:val=""/>
+      <w:lvlJc w:val="left"/>
+      <w:pPr>
+        <w:ind w:left="7189" w:hanging="360"/>
+      </w:pPr>
+      <w:rPr>
+        <w:rFonts w:ascii="Wingdings" w:hAnsi="Wingdings" w:hint="default"/>
+      </w:rPr>
+    </w:lvl>
+  </w:abstractNum>
+  <w:num w:numId="1" w16cid:durableId="2146971999">
     <w:abstractNumId w:val="0"/>
+  </w:num>
+  <w:num w:numId="2" w16cid:durableId="733773231">
+    <w:abstractNumId w:val="2"/>
+  </w:num>
+  <w:num w:numId="3" w16cid:durableId="1065495274">
+    <w:abstractNumId w:val="1"/>
   </w:num>
 </w:numbering>
 </file>
 
 <file path=word/styles.xml><?xml version="1.0" encoding="utf-8"?>
-<w:styles xmlns:mc="http://schemas.openxmlformats.org/markup-compatibility/2006" xmlns:r="http://schemas.openxmlformats.org/officeDocument/2006/relationships" xmlns:w="http://schemas.openxmlformats.org/wordprocessingml/2006/main" xmlns:w14="http://schemas.microsoft.com/office/word/2010/wordml" xmlns:w15="http://schemas.microsoft.com/office/word/2012/wordml" xmlns:w16cid="http://schemas.microsoft.com/office/word/2016/wordml/cid" xmlns:w16se="http://schemas.microsoft.com/office/word/2015/wordml/symex" mc:Ignorable="w14 w15 w16se w16cid">
+<w:styles xmlns:mc="http://schemas.openxmlformats.org/markup-compatibility/2006" xmlns:r="http://schemas.openxmlformats.org/officeDocument/2006/relationships" xmlns:w="http://schemas.openxmlformats.org/wordprocessingml/2006/main" xmlns:w14="http://schemas.microsoft.com/office/word/2010/wordml" xmlns:w15="http://schemas.microsoft.com/office/word/2012/wordml" xmlns:w16cex="http://schemas.microsoft.com/office/word/2018/wordml/cex" xmlns:w16cid="http://schemas.microsoft.com/office/word/2016/wordml/cid" xmlns:w16="http://schemas.microsoft.com/office/word/2018/wordml" xmlns:w16du="http://schemas.microsoft.com/office/word/2023/wordml/word16du" xmlns:w16sdtdh="http://schemas.microsoft.com/office/word/2020/wordml/sdtdatahash" xmlns:w16sdtfl="http://schemas.microsoft.com/office/word/2024/wordml/sdtformatlock" xmlns:w16se="http://schemas.microsoft.com/office/word/2015/wordml/symex" mc:Ignorable="w14 w15 w16se w16cid w16 w16cex w16sdtdh w16sdtfl w16du">
   <w:docDefaults>
     <w:rPrDefault>
       <w:rPr>
